--- a/companies/northgate-staffing/Engagements/Howard, Carlson and Tran/2019.07.06 - Status Report - Howard, Carlson and Tran v2 FINAL.docx
+++ b/companies/northgate-staffing/Engagements/Howard, Carlson and Tran/2019.07.06 - Status Report - Howard, Carlson and Tran v2 FINAL.docx
@@ -7,7 +7,12 @@
         <w:pStyle w:val="Heading1"/>
       </w:pPr>
       <w:r>
-        <w:t>Status Report: General Counsel Search</w:t>
+        <w:t>Status Report: General Counsel Search for Howard, Carlson and Tran</w:t>
+      </w:r>
+    </w:p>
+    <w:p>
+      <w:r>
+        <w:t>Prepared for the client executive by Nicole Donovan, Research Associate. The search for Howard, Carlson and Tran is on schedule and on budget at its midpoint. The field is built, the first prospects are in real conversations, and we expect to move from a broad field toward a short slate over the coming weeks. This report sets out what we finished in the last period, what comes next, where the budget sits, and the risks we are watching.</w:t>
       </w:r>
     </w:p>
     <w:p>
@@ -15,17 +20,12 @@
         <w:pStyle w:val="Heading2"/>
       </w:pPr>
       <w:r>
-        <w:t>Status Summary</w:t>
+        <w:t>Where things stand</w:t>
       </w:r>
     </w:p>
     <w:p>
       <w:r>
-        <w:t>The General Counsel search for Howard, Carlson and Tran is at approximately the midpoint of its expected duration and is on schedule. The position specification is approved and, following the working session last month, amended to reflect the forward contracting load rather than the current one. Market mapping is complete. Candidate development is active, and we expect to be in a position to deliver the slate on the schedule set at kickoff. Nothing in this report requires a decision from you this week, which is itself worth saying at the halfway mark of a search.</w:t>
-      </w:r>
-    </w:p>
-    <w:p>
-      <w:r>
-        <w:t>Against the engagement budget of $62,000, we have invoiced the commencement installment and no expenses beyond nominal. The second installment falls due on slate delivery. We do not anticipate any expense exposure beyond candidate travel, which we will bring to you for approval before we incur it, per the engagement letter.</w:t>
+        <w:t>The specification is agreed and has held steady since kickoff, which is the main reason the search has stayed orderly. James Grant has completed the market map at the senior end, covering the sectors where a General Counsel of this profile is genuinely found rather than only the sectors that are easy to reach. Sandra Fuentes owns the client relationship and will own the assessment as the field narrows. We are squarely at the midpoint of the work: past the building of the field, and not yet at finalists and references. Nothing on the account is behind, and nothing has surprised us.</w:t>
       </w:r>
     </w:p>
     <w:p>
@@ -33,27 +33,44 @@
         <w:pStyle w:val="Heading2"/>
       </w:pPr>
       <w:r>
-        <w:t>Accomplishments This Period</w:t>
+        <w:t>What we completed this period</w:t>
       </w:r>
     </w:p>
     <w:p>
       <w:r>
-        <w:t>The specification addendum went out and came back signed, which closes the question that had been open since the engagement letter. The seat is now described the way Howard, Carlson and Tran actually intends to use it, and every candidate conversation from here forward is against that description. Sandra Fuentes drove this and it is the single most consequential thing that has happened in the search so far.</w:t>
+        <w:t>The period's work went to closing the field and sharpening how we describe it.</w:t>
       </w:r>
     </w:p>
     <w:p>
+      <w:pPr>
+        <w:pStyle w:val="ListBullet"/>
+      </w:pPr>
       <w:r>
-        <w:t>The longlist has been reweighted accordingly. Two profiles carrying courtesy interest rather than genuine intent were dropped; I want to be plain that this was a judgment call made on the basis of the conversations rather than on anything on paper, and I stand behind it. Three profiles moved up. The working list now stands at nine, of which four are in active conversation with us.</w:t>
+        <w:t>Completed the market map at the senior end and confirmed it reaches the sectors where a General Counsel of this profile is actually found, rather than only the obvious ones.</w:t>
       </w:r>
     </w:p>
     <w:p>
+      <w:pPr>
+        <w:pStyle w:val="ListBullet"/>
+      </w:pPr>
       <w:r>
-        <w:t>James Grant has completed first conversations with the three candidates who carry both the contracting depth and the regulatory exposure the amended specification calls for. All three are real. Two are in deputy seats at larger companies and would be stepping up in scope; the third is doing a version of this job now at comparable scale and is moving for reasons that have nothing to do with the role, which we have tested and are satisfied with. I am describing them by seat rather than by name here per firm practice, and Sandra Fuentes will take you through them individually when we speak.</w:t>
+        <w:t>Opened first, uncommitting approaches to the strongest prospects. Each is held by current role rather than by name, in keeping with how the client asked us to handle the field.</w:t>
       </w:r>
     </w:p>
     <w:p>
+      <w:pPr>
+        <w:pStyle w:val="ListBullet"/>
+      </w:pPr>
       <w:r>
-        <w:t>The assessment structure is drafted and includes the scope-of-work test we discussed: a candidate coming from a larger legal function is asked to work through how they would actually staff and execute the first year of the contracting load, not describe how they would manage it. It is a better question than the one we would have asked six weeks ago.</w:t>
+        <w:t>Revised the candidate profile format at the client's request to carry a short, concrete account of judgment under pressure, and updated the profiles already drawn so the whole field is described on the same terms.</w:t>
+      </w:r>
+    </w:p>
+    <w:p>
+      <w:pPr>
+        <w:pStyle w:val="ListBullet"/>
+      </w:pPr>
+      <w:r>
+        <w:t>Held the standing weekly review with the team, and kept the client's questions routed to a single point on our side so nothing was answered twice or missed.</w:t>
       </w:r>
     </w:p>
     <w:p>
@@ -61,17 +78,44 @@
         <w:pStyle w:val="Heading2"/>
       </w:pPr>
       <w:r>
-        <w:t>Upcoming Work</w:t>
+        <w:t>What comes next</w:t>
       </w:r>
     </w:p>
     <w:p>
       <w:r>
-        <w:t>Assessment interviews with the four active candidates begin in the coming weeks, conducted by Sandra Fuentes and James Grant against the approved structure. References will be initiated on any candidate we intend to carry to slate, on a confidential basis and only with the candidate's consent, which at this stage is not a formality: everyone we are talking to is currently employed. I will continue to maintain the market map and to develop against the three profiles that are the least well covered, so that a withdrawal at slate does not leave us restarting research.</w:t>
+        <w:t>The next period turns from building the field to testing it.</w:t>
       </w:r>
     </w:p>
     <w:p>
+      <w:pPr>
+        <w:pStyle w:val="ListBullet"/>
+      </w:pPr>
       <w:r>
-        <w:t>Slate delivery follows assessment. We will present candidates we would defend in front of your board, with written assessments against the amended specification, and we will tell you if the slate is thinner than we want it to be rather than padding it to a number.</w:t>
+        <w:t>Move the leading prospects from first approaches into full assessment, testing directly for the partner-to-leadership qualities the client cares most about rather than for presentation alone.</w:t>
+      </w:r>
+    </w:p>
+    <w:p>
+      <w:pPr>
+        <w:pStyle w:val="ListBullet"/>
+      </w:pPr>
+      <w:r>
+        <w:t>Begin the groundwork for references discreetly, arranging it so that no inquiry reaches a prospect's current employer.</w:t>
+      </w:r>
+    </w:p>
+    <w:p>
+      <w:pPr>
+        <w:pStyle w:val="ListBullet"/>
+      </w:pPr>
+      <w:r>
+        <w:t>Bring Sandra Fuentes's read of the client relationship and James Grant's judgment on the senior market together into a short slate, framed by fit and evidence rather than by name.</w:t>
+      </w:r>
+    </w:p>
+    <w:p>
+      <w:pPr>
+        <w:pStyle w:val="ListBullet"/>
+      </w:pPr>
+      <w:r>
+        <w:t>Propose a date for the first committee review of the field once the assessments are in hand, fitted around the client's calendar.</w:t>
       </w:r>
     </w:p>
     <w:p>
@@ -79,27 +123,54 @@
         <w:pStyle w:val="Heading2"/>
       </w:pPr>
       <w:r>
-        <w:t>Risks</w:t>
+        <w:t>Budget</w:t>
       </w:r>
     </w:p>
     <w:p>
       <w:r>
-        <w:t>The first risk is speed, and it is the one I would ask you to hold onto. The three dual-profile candidates are being contacted by others; the compressed internal interview window you agreed to at the working session is what protects us here, and if that window slips the risk becomes real quickly. We will not lose one of these candidates on compensation. We could lose one on a three-week gap between our assessment and your first conversation.</w:t>
+        <w:t>The engagement runs to the fixed professional fee of $62,000, agreed at the outset and unchanged since. We remain comfortably within it at the midpoint. Because the fee is fixed rather than tied to a candidate's eventual pay, the cost of the search does not move as the search does, and the client carries no surprise at the end. There are no expenses outstanding beyond the ordinary, and nothing unusual that we have not already flagged.</w:t>
+      </w:r>
+    </w:p>
+    <w:p>
+      <w:pPr>
+        <w:pStyle w:val="Heading2"/>
+      </w:pPr>
+      <w:r>
+        <w:t>Risks and what we are watching</w:t>
       </w:r>
     </w:p>
     <w:p>
       <w:r>
-        <w:t>The second risk is the outside counsel conversation, which remains outstanding after two requests. It is a half hour. It is the last input the reference approach is waiting on, and it is now the only item on our critical path that we cannot resolve ourselves.</w:t>
+        <w:t>Three risks are worth naming, none of them pressing, all of them managed.</w:t>
+      </w:r>
+    </w:p>
+    <w:p>
+      <w:pPr>
+        <w:pStyle w:val="ListBullet"/>
+      </w:pPr>
+      <w:r>
+        <w:t>Availability: the strongest prospects are not looking, so a leading candidate could step back late. We keep more than one prospect warm to hold against it.</w:t>
+      </w:r>
+    </w:p>
+    <w:p>
+      <w:pPr>
+        <w:pStyle w:val="ListBullet"/>
+      </w:pPr>
+      <w:r>
+        <w:t>Brief drift: a specification can quietly shift as a board begins to picture candidates. We reconfirm the two priorities at each review to keep the search aimed at one brief.</w:t>
+      </w:r>
+    </w:p>
+    <w:p>
+      <w:pPr>
+        <w:pStyle w:val="ListBullet"/>
+      </w:pPr>
+      <w:r>
+        <w:t>Confidentiality: a General Counsel search touches sensitive ground. We describe candidates by their seat and hold names until both sides are ready, which slows nothing and protects everyone.</w:t>
       </w:r>
     </w:p>
     <w:p>
       <w:r>
-        <w:t>The third is the scope risk noted above and it is inherent rather than emergent: candidates stepping up from deputy seats sometimes discover that they preferred the larger platform. We test for it, we cannot eliminate it, and it is the reason the engagement letter carries a replacement provision. I raise it here so that it is on the record at the midpoint rather than introduced at the offer stage.</w:t>
-      </w:r>
-    </w:p>
-    <w:p>
-      <w:r>
-        <w:t>Prepared by Nicole Donovan, Research Associate.</w:t>
+        <w:t>The single thing to watch between now and the next report is how the first assessments land. They will tell us whether the leading prospects hold up against the qualities the client cares most about, or whether we lean harder on the next names in the field. Once they are in, the field should resolve quickly toward a slate, and I will propose a review date the moment it does.</w:t>
       </w:r>
     </w:p>
     <w:sectPr>

--- a/companies/northgate-staffing/Engagements/Howard, Carlson and Tran/2019.07.06 - Status Report - Howard, Carlson and Tran v2 FINAL.docx
+++ b/companies/northgate-staffing/Engagements/Howard, Carlson and Tran/2019.07.06 - Status Report - Howard, Carlson and Tran v2 FINAL.docx
@@ -12,7 +12,12 @@
     </w:p>
     <w:p>
       <w:r>
-        <w:t>Prepared for the client executive by Nicole Donovan, Research Associate. The search for Howard, Carlson and Tran is on schedule and on budget at its midpoint. The field is built, the first prospects are in real conversations, and we expect to move from a broad field toward a short slate over the coming weeks. This report sets out what we finished in the last period, what comes next, where the budget sits, and the risks we are watching.</w:t>
+        <w:t>The search is at its midpoint and on plan for a slate next month. Fifty-one people have been approached, nine are in live conversation, and five have completed a full assessment interview. Nothing in this period has moved the delivery date.</w:t>
+      </w:r>
+    </w:p>
+    <w:p>
+      <w:r>
+        <w:t>Prepared by Nicole Donovan, Research Associate. Reviewed by James Grant, who runs the assignment day to day, and approved for release by Sandra Fuentes.</w:t>
       </w:r>
     </w:p>
     <w:p>
@@ -20,12 +25,55 @@
         <w:pStyle w:val="Heading2"/>
       </w:pPr>
       <w:r>
-        <w:t>Where things stand</w:t>
+        <w:t>Work completed in the period</w:t>
       </w:r>
     </w:p>
     <w:p>
+      <w:pPr>
+        <w:pStyle w:val="ListBullet"/>
+      </w:pPr>
       <w:r>
-        <w:t>The specification is agreed and has held steady since kickoff, which is the main reason the search has stayed orderly. James Grant has completed the market map at the senior end, covering the sectors where a General Counsel of this profile is genuinely found rather than only the sectors that are easy to reach. Sandra Fuentes owns the client relationship and will own the assessment as the field narrows. We are squarely at the midpoint of the work: past the building of the field, and not yet at finalists and references. Nothing on the account is behind, and nothing has surprised us.</w:t>
+        <w:t>1. The specification was amended after the working session and re-approved by the client. It now admits lawyers one level below the general counsel title, on the two conditions the client set.</w:t>
+      </w:r>
+    </w:p>
+    <w:p>
+      <w:pPr>
+        <w:pStyle w:val="ListBullet"/>
+      </w:pPr>
+      <w:r>
+        <w:t>2. A second research pass ran across legal departments at businesses larger than Howard, Carlson and Tran. It produced fourteen prospects. Nine have been approached and four are in conversation.</w:t>
+      </w:r>
+    </w:p>
+    <w:p>
+      <w:pPr>
+        <w:pStyle w:val="ListBullet"/>
+      </w:pPr>
+      <w:r>
+        <w:t>3. Five assessment interviews were completed in person by James Grant. Each has a written appraisal on file. Sandra Fuentes read every appraisal before it was filed.</w:t>
+      </w:r>
+    </w:p>
+    <w:p>
+      <w:pPr>
+        <w:pStyle w:val="ListBullet"/>
+      </w:pPr>
+      <w:r>
+        <w:t>4. Two candidates withdrew. One took an internal promotion. One decided against a single-lawyer function after a second conversation. Both were on the original brief and neither on the widened one.</w:t>
+      </w:r>
+    </w:p>
+    <w:p>
+      <w:pPr>
+        <w:pStyle w:val="ListBullet"/>
+      </w:pPr>
+      <w:r>
+        <w:t>5. The interview sequence was fixed with the client: the General Manager first, then the two operating heads, then a decision. Every meeting is held away from the client's premises.</w:t>
+      </w:r>
+    </w:p>
+    <w:p>
+      <w:pPr>
+        <w:pStyle w:val="ListBullet"/>
+      </w:pPr>
+      <w:r>
+        <w:t>6. A reference protocol was issued to the file. No reference is taken until the candidate has consented in writing.</w:t>
       </w:r>
     </w:p>
     <w:p>
@@ -33,12 +81,30 @@
         <w:pStyle w:val="Heading2"/>
       </w:pPr>
       <w:r>
-        <w:t>What we completed this period</w:t>
+        <w:t>Position against the plan</w:t>
       </w:r>
     </w:p>
     <w:p>
       <w:r>
-        <w:t>The period's work went to closing the field and sharpening how we describe it.</w:t>
+        <w:t>The search sits where it should sit at the halfway mark. Nine live conversations is sufficient to produce the slate of four the client has asked for, with margin for one further withdrawal and not for two.</w:t>
+      </w:r>
+    </w:p>
+    <w:p>
+      <w:r>
+        <w:t>The widened brief is carrying the search. Six of the nine live conversations are with people who do not yet hold the title. That change came out of the working session and it is why the pipeline recovered inside three weeks of the two withdrawals.</w:t>
+      </w:r>
+    </w:p>
+    <w:p>
+      <w:r>
+        <w:t>Yield is the figure to watch. On the original brief, one approach in nine produced a conversation. On the widened brief it is running at one in three, and the conversations mature faster because the people in them want the step.</w:t>
+      </w:r>
+    </w:p>
+    <w:p>
+      <w:pPr>
+        <w:pStyle w:val="Heading2"/>
+      </w:pPr>
+      <w:r>
+        <w:t>Planned work to the slate</w:t>
       </w:r>
     </w:p>
     <w:p>
@@ -46,7 +112,7 @@
         <w:pStyle w:val="ListBullet"/>
       </w:pPr>
       <w:r>
-        <w:t>Completed the market map at the senior end and confirmed it reaches the sectors where a General Counsel of this profile is actually found, rather than only the obvious ones.</w:t>
+        <w:t>1. Four remaining assessment interviews, all scheduled inside the next three weeks. James Grant takes each of them in person.</w:t>
       </w:r>
     </w:p>
     <w:p>
@@ -54,7 +120,7 @@
         <w:pStyle w:val="ListBullet"/>
       </w:pPr>
       <w:r>
-        <w:t>Opened first, uncommitting approaches to the strongest prospects. Each is held by current role rather than by name, in keeping with how the client asked us to handle the field.</w:t>
+        <w:t>2. Written appraisals for every candidate reaching the slate. Each addresses the client's condition directly: what this candidate has run with nobody more senior above them.</w:t>
       </w:r>
     </w:p>
     <w:p>
@@ -62,7 +128,7 @@
         <w:pStyle w:val="ListBullet"/>
       </w:pPr>
       <w:r>
-        <w:t>Revised the candidate profile format at the client's request to carry a short, concrete account of judgment under pressure, and updated the profiles already drawn so the whole field is described on the same terms.</w:t>
+        <w:t>3. Slate presentation next month, in person, two hours, at the client's offices or a neutral room as the client prefers.</w:t>
       </w:r>
     </w:p>
     <w:p>
@@ -70,7 +136,15 @@
         <w:pStyle w:val="ListBullet"/>
       </w:pPr>
       <w:r>
-        <w:t>Held the standing weekly review with the team, and kept the client's questions routed to a single point on our side so nothing was answered twice or missed.</w:t>
+        <w:t>4. References on the finalists once the client has selected them, and two additional references for any finalist who has not held the title.</w:t>
+      </w:r>
+    </w:p>
+    <w:p>
+      <w:pPr>
+        <w:pStyle w:val="ListBullet"/>
+      </w:pPr>
+      <w:r>
+        <w:t>5. Offer support through to acceptance. We stay on the assignment until the candidate has resigned and the notice period is agreed.</w:t>
       </w:r>
     </w:p>
     <w:p>
@@ -78,12 +152,30 @@
         <w:pStyle w:val="Heading2"/>
       </w:pPr>
       <w:r>
-        <w:t>What comes next</w:t>
+        <w:t>Fee and expenses</w:t>
       </w:r>
     </w:p>
     <w:p>
       <w:r>
-        <w:t>The next period turns from building the field to testing it.</w:t>
+        <w:t>The assignment carries a fixed fee of $62,000, set at the outset and billed in three parts. The first part was invoiced on commencement and has been settled.</w:t>
+      </w:r>
+    </w:p>
+    <w:p>
+      <w:r>
+        <w:t>The second part falls due on delivery of the slate. The client should expect that invoice next month and none before it. The third follows acceptance.</w:t>
+      </w:r>
+    </w:p>
+    <w:p>
+      <w:r>
+        <w:t>Expenses sit outside the fee, are billed at cost, and are itemized on the face of each invoice. They are under budget for the period. Nothing above the threshold set in the agreement has been incurred without the client's prior approval.</w:t>
+      </w:r>
+    </w:p>
+    <w:p>
+      <w:pPr>
+        <w:pStyle w:val="Heading2"/>
+      </w:pPr>
+      <w:r>
+        <w:t>Risks on the search</w:t>
       </w:r>
     </w:p>
     <w:p>
@@ -91,7 +183,7 @@
         <w:pStyle w:val="ListBullet"/>
       </w:pPr>
       <w:r>
-        <w:t>Move the leading prospects from first approaches into full assessment, testing directly for the partner-to-leadership qualities the client cares most about rather than for presentation alone.</w:t>
+        <w:t>1. Slate depth. Two of the five assessed candidates are in a process elsewhere. If both close, the slate is three and the presentation moves back a fortnight. James Grant reports either outcome the day it reaches him and not at the next report.</w:t>
       </w:r>
     </w:p>
     <w:p>
@@ -99,7 +191,7 @@
         <w:pStyle w:val="ListBullet"/>
       </w:pPr>
       <w:r>
-        <w:t>Begin the groundwork for references discreetly, arranging it so that no inquiry reaches a prospect's current employer.</w:t>
+        <w:t>2. Counteroffer. Three of the nine matter enough to their present employers that a counteroffer should be assumed. That work begins during references, while there is still something to be done about it.</w:t>
       </w:r>
     </w:p>
     <w:p>
@@ -107,7 +199,7 @@
         <w:pStyle w:val="ListBullet"/>
       </w:pPr>
       <w:r>
-        <w:t>Bring Sandra Fuentes's read of the client relationship and James Grant's judgment on the senior market together into a short slate, framed by fit and evidence rather than by name.</w:t>
+        <w:t>3. The holiday period. Interview availability thins on both sides from the middle of next month. Sandra Fuentes has already asked the client for dates so the diaries are marked before they fill.</w:t>
       </w:r>
     </w:p>
     <w:p>
@@ -115,7 +207,7 @@
         <w:pStyle w:val="ListBullet"/>
       </w:pPr>
       <w:r>
-        <w:t>Propose a date for the first committee review of the field once the assessments are in hand, fitted around the client's calendar.</w:t>
+        <w:t>4. Confidentiality. Two candidates have asked directly whether their names circulate inside the client's business. The answer given, and the practice, is that they do not: candidates are described in writing by their current function and the size of the department behind them, and no name leaves this firm before the candidate agrees to it.</w:t>
       </w:r>
     </w:p>
     <w:p>
@@ -123,25 +215,7 @@
         <w:pStyle w:val="Heading2"/>
       </w:pPr>
       <w:r>
-        <w:t>Budget</w:t>
-      </w:r>
-    </w:p>
-    <w:p>
-      <w:r>
-        <w:t>The engagement runs to the fixed professional fee of $62,000, agreed at the outset and unchanged since. We remain comfortably within it at the midpoint. Because the fee is fixed rather than tied to a candidate's eventual pay, the cost of the search does not move as the search does, and the client carries no surprise at the end. There are no expenses outstanding beyond the ordinary, and nothing unusual that we have not already flagged.</w:t>
-      </w:r>
-    </w:p>
-    <w:p>
-      <w:pPr>
-        <w:pStyle w:val="Heading2"/>
-      </w:pPr>
-      <w:r>
-        <w:t>Risks and what we are watching</w:t>
-      </w:r>
-    </w:p>
-    <w:p>
-      <w:r>
-        <w:t>Three risks are worth naming, none of them pressing, all of them managed.</w:t>
+        <w:t>Asked of the client</w:t>
       </w:r>
     </w:p>
     <w:p>
@@ -149,7 +223,7 @@
         <w:pStyle w:val="ListBullet"/>
       </w:pPr>
       <w:r>
-        <w:t>Availability: the strongest prospects are not looking, so a leading candidate could step back late. We keep more than one prospect warm to hold against it.</w:t>
+        <w:t>1. Two hours in the diary next month for the slate presentation. Nicole Donovan will put three windows to the client's office this week.</w:t>
       </w:r>
     </w:p>
     <w:p>
@@ -157,7 +231,7 @@
         <w:pStyle w:val="ListBullet"/>
       </w:pPr>
       <w:r>
-        <w:t>Brief drift: a specification can quietly shift as a board begins to picture candidates. We reconfirm the two priorities at each review to keep the search aimed at one brief.</w:t>
+        <w:t>2. The two operating heads who will meet finalists, named, so the interview schedule can be built around their calendars rather than assembled after the fact.</w:t>
       </w:r>
     </w:p>
     <w:p>
@@ -165,12 +239,12 @@
         <w:pStyle w:val="ListBullet"/>
       </w:pPr>
       <w:r>
-        <w:t>Confidentiality: a General Counsel search touches sensitive ground. We describe candidates by their seat and hold names until both sides are ready, which slows nothing and protects everyone.</w:t>
+        <w:t>3. A decision on whether a candidate who would relocate is acceptable. It affects two of the nine conversations and is the last open question in the brief.</w:t>
       </w:r>
     </w:p>
     <w:p>
       <w:r>
-        <w:t>The single thing to watch between now and the next report is how the first assessments land. They will tell us whether the leading prospects hold up against the qualities the client cares most about, or whether we lean harder on the next names in the field. Once they are in, the field should resolve quickly toward a slate, and I will propose a review date the moment it does.</w:t>
+        <w:t>Circulated to the client's office. Copies on file with Sandra Fuentes and James Grant. The next report follows in four weeks, sooner if something happens that will not keep.</w:t>
       </w:r>
     </w:p>
     <w:sectPr>
